--- a/Sarathkumar_Resume_ATS.docx
+++ b/Sarathkumar_Resume_ATS.docx
@@ -49,7 +49,7 @@
         </w:rPr>
         <w:t xml:space="preserve">Email: </w:t>
       </w:r>
-      <w:hyperlink w:history="1" r:id="rIdfljaefwqbebjbp6jegiba">
+      <w:hyperlink w:history="1" r:id="rIdgrubar3joptubvtqrfnsa">
         <w:r>
           <w:rPr>
             <w:rFonts w:ascii="Calibri" w:cs="Calibri" w:eastAsia="Calibri" w:hAnsi="Calibri"/>
@@ -109,7 +109,7 @@
         </w:rPr>
         <w:t xml:space="preserve">GitHub: </w:t>
       </w:r>
-      <w:hyperlink w:history="1" r:id="rIdiyyspqliccfrze3_z0hsw">
+      <w:hyperlink w:history="1" r:id="rIdawxijymxd5bfl8oqerpb0">
         <w:r>
           <w:rPr>
             <w:rFonts w:ascii="Calibri" w:cs="Calibri" w:eastAsia="Calibri" w:hAnsi="Calibri"/>
@@ -136,7 +136,7 @@
         </w:rPr>
         <w:t xml:space="preserve">LinkedIn: </w:t>
       </w:r>
-      <w:hyperlink w:history="1" r:id="rIdbaaubzqziqddcssrdloxk">
+      <w:hyperlink w:history="1" r:id="rIdh8jznm7u-bcjtl9pm9quv">
         <w:r>
           <w:rPr>
             <w:rFonts w:ascii="Calibri" w:cs="Calibri" w:eastAsia="Calibri" w:hAnsi="Calibri"/>
@@ -167,7 +167,7 @@
         </w:rPr>
         <w:t xml:space="preserve">Portfolio: </w:t>
       </w:r>
-      <w:hyperlink w:history="1" r:id="rIdo7xacna_xa-shj_9l5cct">
+      <w:hyperlink w:history="1" r:id="rId_xw1wmxonxrcjcn-a0tae">
         <w:r>
           <w:rPr>
             <w:rFonts w:ascii="Calibri" w:cs="Calibri" w:eastAsia="Calibri" w:hAnsi="Calibri"/>
@@ -212,7 +212,7 @@
           <w:sz w:val="19"/>
           <w:szCs w:val="19"/>
         </w:rPr>
-        <w:t xml:space="preserve">Motivated M.Tech Computer Science student and B.Tech IT graduate with four internships and trainings in AWS cloud, Python development and data science / machine learning. Hands-on experience building real-time computer vision, machine learning and full-stack projects with Python, PyTorch, YOLOv8, FastAPI and React, and deploying on AWS and GCP. Eager to start my career in a full-time role where I can learn fast and build reliable, scalable solutions.</w:t>
+        <w:t xml:space="preserve">M.Tech Computer Science student (CGPA 8.3) and B.Tech IT graduate with four internships in AWS cloud, Python and data science / ML. Built real-time computer vision, machine learning and full-stack projects with Python, PyTorch, YOLOv8, FastAPI and React. Eager to start my career in a full-time role and build reliable, scalable solutions.</w:t>
       </w:r>
     </w:p>
     <w:p>
@@ -475,7 +475,7 @@
         </w:rPr>
         <w:t xml:space="preserve">    </w:t>
       </w:r>
-      <w:hyperlink w:history="1" r:id="rIdff8o5bdhlpj_axwt1m7v3">
+      <w:hyperlink w:history="1" r:id="rIdn5_gap6pzh3ipwmuqkgn9">
         <w:r>
           <w:rPr>
             <w:rFonts w:ascii="Calibri" w:cs="Calibri" w:eastAsia="Calibri" w:hAnsi="Calibri"/>
@@ -495,7 +495,7 @@
         </w:rPr>
         <w:t xml:space="preserve">  ·  </w:t>
       </w:r>
-      <w:hyperlink w:history="1" r:id="rIdlyg0rbwwk2oqkua3cy0oh">
+      <w:hyperlink w:history="1" r:id="rIda0gupvzapusn87w474yqq">
         <w:r>
           <w:rPr>
             <w:rFonts w:ascii="Calibri" w:cs="Calibri" w:eastAsia="Calibri" w:hAnsi="Calibri"/>
@@ -638,7 +638,7 @@
         </w:rPr>
         <w:t xml:space="preserve">    </w:t>
       </w:r>
-      <w:hyperlink w:history="1" r:id="rIdgbxvxwno4sptljx-ecgcw">
+      <w:hyperlink w:history="1" r:id="rIdi4i7s37ni6y2ah5rd6ur1">
         <w:r>
           <w:rPr>
             <w:rFonts w:ascii="Calibri" w:cs="Calibri" w:eastAsia="Calibri" w:hAnsi="Calibri"/>
@@ -686,7 +686,7 @@
           <w:sz w:val="19"/>
           <w:szCs w:val="19"/>
         </w:rPr>
-        <w:t xml:space="preserve">Developed an AI-assisted data analysis platform: explore datasets with charts, plain-English questions or SQL, then train and compare 11 ML algorithms (5 classification, 6 regression).</w:t>
+        <w:t xml:space="preserve">Built an AI-assisted analysis platform: charts, plain-English or SQL queries, and 11 ML algorithms (5 classification, 6 regression).</w:t>
       </w:r>
     </w:p>
     <w:p>
@@ -762,7 +762,7 @@
         </w:rPr>
         <w:t xml:space="preserve">    </w:t>
       </w:r>
-      <w:hyperlink w:history="1" r:id="rId027xcdpzv14n-ftmli85f">
+      <w:hyperlink w:history="1" r:id="rIdoorj9zngeszl4pay9dzss">
         <w:r>
           <w:rPr>
             <w:rFonts w:ascii="Calibri" w:cs="Calibri" w:eastAsia="Calibri" w:hAnsi="Calibri"/>
@@ -829,7 +829,7 @@
           <w:sz w:val="19"/>
           <w:szCs w:val="19"/>
         </w:rPr>
-        <w:t xml:space="preserve">Fine-tuned an EfficientNet-B0 classifier on FER-2013 for 7 emotions, benchmarked it against a baseline CNN, and smoothed predictions to keep the playlist stable.</w:t>
+        <w:t xml:space="preserve">Fine-tuned EfficientNet-B0 on FER-2013 for 7 emotions, benchmarked against a baseline CNN, with smoothed predictions.</w:t>
       </w:r>
     </w:p>
     <w:p>
@@ -910,13 +910,13 @@
       <w:r>
         <w:rPr>
           <w:rFonts w:ascii="Calibri" w:cs="Calibri" w:eastAsia="Calibri" w:hAnsi="Calibri"/>
-          <w:i/>
-          <w:iCs/>
+          <w:b/>
+          <w:bCs/>
           <w:color w:val="2563EB"/>
           <w:sz w:val="19"/>
           <w:szCs w:val="19"/>
         </w:rPr>
-        <w:t xml:space="preserve">   Pursuing</w:t>
+        <w:t xml:space="preserve">   CGPA 8.3 (till Sem 2)</w:t>
       </w:r>
       <w:r>
         <w:rPr>
@@ -1062,6 +1062,66 @@
     <w:p>
       <w:pPr>
         <w:keepNext/>
+        <w:tabs>
+          <w:tab w:val="right" w:pos="10466"/>
+        </w:tabs>
+        <w:spacing w:before="50" w:after="10"/>
+      </w:pPr>
+      <w:r>
+        <w:rPr>
+          <w:rFonts w:ascii="Calibri" w:cs="Calibri" w:eastAsia="Calibri" w:hAnsi="Calibri"/>
+          <w:b/>
+          <w:bCs/>
+          <w:color w:val="111827"/>
+          <w:sz w:val="19"/>
+          <w:szCs w:val="19"/>
+        </w:rPr>
+        <w:t xml:space="preserve">SSC (Class X)</w:t>
+      </w:r>
+      <w:r>
+        <w:rPr>
+          <w:rFonts w:ascii="Calibri" w:cs="Calibri" w:eastAsia="Calibri" w:hAnsi="Calibri"/>
+          <w:color w:val="5B6474"/>
+          <w:sz w:val="19"/>
+          <w:szCs w:val="19"/>
+        </w:rPr>
+        <w:t xml:space="preserve">   Z.P. High School, Amalapadu</w:t>
+      </w:r>
+      <w:r>
+        <w:rPr>
+          <w:rFonts w:ascii="Calibri" w:cs="Calibri" w:eastAsia="Calibri" w:hAnsi="Calibri"/>
+          <w:b/>
+          <w:bCs/>
+          <w:color w:val="2563EB"/>
+          <w:sz w:val="19"/>
+          <w:szCs w:val="19"/>
+        </w:rPr>
+        <w:t xml:space="preserve">   CGPA 7.5</w:t>
+      </w:r>
+      <w:r>
+        <w:rPr>
+          <w:rFonts w:ascii="Calibri" w:cs="Calibri" w:eastAsia="Calibri" w:hAnsi="Calibri"/>
+          <w:color w:val="1F2937"/>
+          <w:sz w:val="19"/>
+          <w:szCs w:val="19"/>
+        </w:rPr>
+        <w:t xml:space="preserve">	</w:t>
+      </w:r>
+      <w:r>
+        <w:rPr>
+          <w:rFonts w:ascii="Calibri" w:cs="Calibri" w:eastAsia="Calibri" w:hAnsi="Calibri"/>
+          <w:b/>
+          <w:bCs/>
+          <w:color w:val="5B6474"/>
+          <w:sz w:val="18"/>
+          <w:szCs w:val="18"/>
+        </w:rPr>
+        <w:t xml:space="preserve">2017</w:t>
+      </w:r>
+    </w:p>
+    <w:p>
+      <w:pPr>
+        <w:keepNext/>
         <w:pBdr>
           <w:bottom w:val="single" w:color="D5DAE3" w:sz="4" w:space="3"/>
         </w:pBdr>
@@ -1097,7 +1157,7 @@
           <w:sz w:val="19"/>
           <w:szCs w:val="19"/>
         </w:rPr>
-        <w:t xml:space="preserve">AWS Cloud Intern</w:t>
+        <w:t xml:space="preserve">Data Science, ML &amp; AI Intern</w:t>
       </w:r>
       <w:r>
         <w:rPr>
@@ -1106,7 +1166,7 @@
           <w:sz w:val="19"/>
           <w:szCs w:val="19"/>
         </w:rPr>
-        <w:t xml:space="preserve">   BrainOVision Solutions</w:t>
+        <w:t xml:space="preserve">   Datavalley India, with APSCHE</w:t>
       </w:r>
       <w:r>
         <w:rPr>
@@ -1126,7 +1186,7 @@
           <w:sz w:val="18"/>
           <w:szCs w:val="18"/>
         </w:rPr>
-        <w:t xml:space="preserve">2 months</w:t>
+        <w:t xml:space="preserve">240 hrs · Completed Apr 2024</w:t>
       </w:r>
     </w:p>
     <w:p>
@@ -1145,7 +1205,7 @@
           <w:sz w:val="19"/>
           <w:szCs w:val="19"/>
         </w:rPr>
-        <w:t xml:space="preserve">Deployed apps on AWS EC2, managed S3 storage, explored IAM roles, and set up and monitored cloud infrastructure.</w:t>
+        <w:t xml:space="preserve">Worked on predictive modeling, applying ML algorithms and improving accuracy through data preprocessing.</w:t>
       </w:r>
     </w:p>
     <w:p>
@@ -1154,18 +1214,18 @@
         <w:tabs>
           <w:tab w:val="right" w:pos="10466"/>
         </w:tabs>
-        <w:spacing w:before="70" w:after="10"/>
-      </w:pPr>
-      <w:r>
-        <w:rPr>
-          <w:rFonts w:ascii="Calibri" w:cs="Calibri" w:eastAsia="Calibri" w:hAnsi="Calibri"/>
-          <w:b/>
-          <w:bCs/>
-          <w:color w:val="111827"/>
-          <w:sz w:val="19"/>
-          <w:szCs w:val="19"/>
-        </w:rPr>
-        <w:t xml:space="preserve">Data Science &amp; Machine Learning Intern</w:t>
+        <w:spacing w:before="60" w:after="10"/>
+      </w:pPr>
+      <w:r>
+        <w:rPr>
+          <w:rFonts w:ascii="Calibri" w:cs="Calibri" w:eastAsia="Calibri" w:hAnsi="Calibri"/>
+          <w:b/>
+          <w:bCs/>
+          <w:color w:val="111827"/>
+          <w:sz w:val="19"/>
+          <w:szCs w:val="19"/>
+        </w:rPr>
+        <w:t xml:space="preserve">AWS Cloud Intern</w:t>
       </w:r>
       <w:r>
         <w:rPr>
@@ -1174,7 +1234,7 @@
           <w:sz w:val="19"/>
           <w:szCs w:val="19"/>
         </w:rPr>
-        <w:t xml:space="preserve">   APSCHE</w:t>
+        <w:t xml:space="preserve">   BrainOVision Solutions (AICTE)</w:t>
       </w:r>
       <w:r>
         <w:rPr>
@@ -1194,7 +1254,7 @@
           <w:sz w:val="18"/>
           <w:szCs w:val="18"/>
         </w:rPr>
-        <w:t xml:space="preserve">6 months</w:t>
+        <w:t xml:space="preserve">May 2023 – Jul 2023</w:t>
       </w:r>
     </w:p>
     <w:p>
@@ -1213,7 +1273,7 @@
           <w:sz w:val="19"/>
           <w:szCs w:val="19"/>
         </w:rPr>
-        <w:t xml:space="preserve">Worked on predictive modeling, applying ML algorithms and improving accuracy through data preprocessing.</w:t>
+        <w:t xml:space="preserve">Deployed apps on AWS EC2, managed S3 storage, explored IAM roles, and set up and monitored cloud infrastructure.</w:t>
       </w:r>
     </w:p>
     <w:p>
@@ -1222,7 +1282,7 @@
         <w:tabs>
           <w:tab w:val="right" w:pos="10466"/>
         </w:tabs>
-        <w:spacing w:before="70" w:after="10"/>
+        <w:spacing w:before="60" w:after="10"/>
       </w:pPr>
       <w:r>
         <w:rPr>
@@ -1262,7 +1322,7 @@
           <w:sz w:val="18"/>
           <w:szCs w:val="18"/>
         </w:rPr>
-        <w:t xml:space="preserve">2 months</w:t>
+        <w:t xml:space="preserve">Jun 2022 – Aug 2022</w:t>
       </w:r>
     </w:p>
     <w:p>
@@ -1290,7 +1350,7 @@
         <w:tabs>
           <w:tab w:val="right" w:pos="10466"/>
         </w:tabs>
-        <w:spacing w:before="70" w:after="10"/>
+        <w:spacing w:before="60" w:after="10"/>
       </w:pPr>
       <w:r>
         <w:rPr>
@@ -1330,7 +1390,7 @@
           <w:sz w:val="18"/>
           <w:szCs w:val="18"/>
         </w:rPr>
-        <w:t xml:space="preserve">6 months</w:t>
+        <w:t xml:space="preserve">Nov 2019 – Apr 2020</w:t>
       </w:r>
     </w:p>
     <w:p>
@@ -1370,7 +1430,7 @@
           <w:sz w:val="21"/>
           <w:szCs w:val="21"/>
         </w:rPr>
-        <w:t xml:space="preserve">CERTIFICATIONS</w:t>
+        <w:t xml:space="preserve">CERTIFICATIONS &amp; ACHIEVEMENTS</w:t>
       </w:r>
     </w:p>
     <w:p>
@@ -1391,16 +1451,45 @@
           <w:sz w:val="19"/>
           <w:szCs w:val="19"/>
         </w:rPr>
-        <w:t xml:space="preserve">Google Cloud Computing Foundations</w:t>
-      </w:r>
-      <w:r>
-        <w:rPr>
-          <w:rFonts w:ascii="Calibri" w:cs="Calibri" w:eastAsia="Calibri" w:hAnsi="Calibri"/>
-          <w:color w:val="5B6474"/>
-          <w:sz w:val="19"/>
-          <w:szCs w:val="19"/>
-        </w:rPr>
-        <w:t xml:space="preserve"> — NPTEL</w:t>
+        <w:t xml:space="preserve">NPTEL Cloud Computing</w:t>
+      </w:r>
+      <w:r>
+        <w:rPr>
+          <w:rFonts w:ascii="Calibri" w:cs="Calibri" w:eastAsia="Calibri" w:hAnsi="Calibri"/>
+          <w:color w:val="5B6474"/>
+          <w:sz w:val="19"/>
+          <w:szCs w:val="19"/>
+        </w:rPr>
+        <w:t xml:space="preserve"> (IIT Kharagpur · Elite, 63%)</w:t>
+      </w:r>
+      <w:r>
+        <w:rPr>
+          <w:rFonts w:ascii="Calibri" w:cs="Calibri" w:eastAsia="Calibri" w:hAnsi="Calibri"/>
+          <w:color w:val="5B6474"/>
+          <w:sz w:val="19"/>
+          <w:szCs w:val="19"/>
+        </w:rPr>
+        <w:t xml:space="preserve">   |   </w:t>
+      </w:r>
+      <w:r>
+        <w:rPr>
+          <w:rFonts w:ascii="Calibri" w:cs="Calibri" w:eastAsia="Calibri" w:hAnsi="Calibri"/>
+          <w:b/>
+          <w:bCs/>
+          <w:color w:val="111827"/>
+          <w:sz w:val="19"/>
+          <w:szCs w:val="19"/>
+        </w:rPr>
+        <w:t xml:space="preserve">NPTEL Google Cloud Computing Foundations</w:t>
+      </w:r>
+      <w:r>
+        <w:rPr>
+          <w:rFonts w:ascii="Calibri" w:cs="Calibri" w:eastAsia="Calibri" w:hAnsi="Calibri"/>
+          <w:color w:val="5B6474"/>
+          <w:sz w:val="19"/>
+          <w:szCs w:val="19"/>
+        </w:rPr>
+        <w:t xml:space="preserve"> (62%)</w:t>
       </w:r>
     </w:p>
     <w:p>
@@ -1421,16 +1510,45 @@
           <w:sz w:val="19"/>
           <w:szCs w:val="19"/>
         </w:rPr>
-        <w:t xml:space="preserve">Getting Started with Amazon Web Services</w:t>
-      </w:r>
-      <w:r>
-        <w:rPr>
-          <w:rFonts w:ascii="Calibri" w:cs="Calibri" w:eastAsia="Calibri" w:hAnsi="Calibri"/>
-          <w:color w:val="5B6474"/>
-          <w:sz w:val="19"/>
-          <w:szCs w:val="19"/>
-        </w:rPr>
-        <w:t xml:space="preserve"> — SkillUp</w:t>
+        <w:t xml:space="preserve">Hands-on Approach to AI for Real-World Applications</w:t>
+      </w:r>
+      <w:r>
+        <w:rPr>
+          <w:rFonts w:ascii="Calibri" w:cs="Calibri" w:eastAsia="Calibri" w:hAnsi="Calibri"/>
+          <w:color w:val="5B6474"/>
+          <w:sz w:val="19"/>
+          <w:szCs w:val="19"/>
+        </w:rPr>
+        <w:t xml:space="preserve"> (IIT KGP)</w:t>
+      </w:r>
+      <w:r>
+        <w:rPr>
+          <w:rFonts w:ascii="Calibri" w:cs="Calibri" w:eastAsia="Calibri" w:hAnsi="Calibri"/>
+          <w:color w:val="5B6474"/>
+          <w:sz w:val="19"/>
+          <w:szCs w:val="19"/>
+        </w:rPr>
+        <w:t xml:space="preserve">   |   </w:t>
+      </w:r>
+      <w:r>
+        <w:rPr>
+          <w:rFonts w:ascii="Calibri" w:cs="Calibri" w:eastAsia="Calibri" w:hAnsi="Calibri"/>
+          <w:b/>
+          <w:bCs/>
+          <w:color w:val="111827"/>
+          <w:sz w:val="19"/>
+          <w:szCs w:val="19"/>
+        </w:rPr>
+        <w:t xml:space="preserve">Deep Learning for Developers</w:t>
+      </w:r>
+      <w:r>
+        <w:rPr>
+          <w:rFonts w:ascii="Calibri" w:cs="Calibri" w:eastAsia="Calibri" w:hAnsi="Calibri"/>
+          <w:color w:val="5B6474"/>
+          <w:sz w:val="19"/>
+          <w:szCs w:val="19"/>
+        </w:rPr>
+        <w:t xml:space="preserve"> (Infosys Springboard)</w:t>
       </w:r>
     </w:p>
     <w:p>
@@ -1451,81 +1569,117 @@
           <w:sz w:val="19"/>
           <w:szCs w:val="19"/>
         </w:rPr>
-        <w:t xml:space="preserve">Cloud Computing</w:t>
-      </w:r>
-      <w:r>
-        <w:rPr>
-          <w:rFonts w:ascii="Calibri" w:cs="Calibri" w:eastAsia="Calibri" w:hAnsi="Calibri"/>
-          <w:color w:val="5B6474"/>
-          <w:sz w:val="19"/>
-          <w:szCs w:val="19"/>
-        </w:rPr>
-        <w:t xml:space="preserve"> — NPTEL</w:t>
-      </w:r>
-    </w:p>
-    <w:p>
-      <w:pPr>
-        <w:pStyle w:val="ListParagraph"/>
-        <w:numPr>
-          <w:ilvl w:val="0"/>
-          <w:numId w:val="2"/>
-        </w:numPr>
-        <w:spacing w:after="10"/>
-      </w:pPr>
-      <w:r>
-        <w:rPr>
-          <w:rFonts w:ascii="Calibri" w:cs="Calibri" w:eastAsia="Calibri" w:hAnsi="Calibri"/>
-          <w:b/>
-          <w:bCs/>
-          <w:color w:val="111827"/>
-          <w:sz w:val="19"/>
-          <w:szCs w:val="19"/>
-        </w:rPr>
-        <w:t xml:space="preserve">FDP on Cloud Infrastructure</w:t>
-      </w:r>
-      <w:r>
-        <w:rPr>
-          <w:rFonts w:ascii="Calibri" w:cs="Calibri" w:eastAsia="Calibri" w:hAnsi="Calibri"/>
-          <w:color w:val="5B6474"/>
-          <w:sz w:val="19"/>
-          <w:szCs w:val="19"/>
-        </w:rPr>
-        <w:t xml:space="preserve"> — BrainOVision</w:t>
-      </w:r>
-    </w:p>
-    <w:p>
-      <w:pPr>
-        <w:pStyle w:val="ListParagraph"/>
-        <w:numPr>
-          <w:ilvl w:val="0"/>
-          <w:numId w:val="2"/>
-        </w:numPr>
-        <w:spacing w:after="10"/>
-      </w:pPr>
-      <w:r>
-        <w:rPr>
-          <w:rFonts w:ascii="Calibri" w:cs="Calibri" w:eastAsia="Calibri" w:hAnsi="Calibri"/>
-          <w:b/>
-          <w:bCs/>
-          <w:color w:val="111827"/>
-          <w:sz w:val="19"/>
-          <w:szCs w:val="19"/>
-        </w:rPr>
-        <w:t xml:space="preserve">Introduction to Soft Skills</w:t>
-      </w:r>
-      <w:r>
-        <w:rPr>
-          <w:rFonts w:ascii="Calibri" w:cs="Calibri" w:eastAsia="Calibri" w:hAnsi="Calibri"/>
-          <w:color w:val="5B6474"/>
-          <w:sz w:val="19"/>
-          <w:szCs w:val="19"/>
-        </w:rPr>
-        <w:t xml:space="preserve"> — TCS</w:t>
+        <w:t xml:space="preserve">Getting Started with AWS</w:t>
+      </w:r>
+      <w:r>
+        <w:rPr>
+          <w:rFonts w:ascii="Calibri" w:cs="Calibri" w:eastAsia="Calibri" w:hAnsi="Calibri"/>
+          <w:color w:val="5B6474"/>
+          <w:sz w:val="19"/>
+          <w:szCs w:val="19"/>
+        </w:rPr>
+        <w:t xml:space="preserve"> (SkillUp)</w:t>
+      </w:r>
+      <w:r>
+        <w:rPr>
+          <w:rFonts w:ascii="Calibri" w:cs="Calibri" w:eastAsia="Calibri" w:hAnsi="Calibri"/>
+          <w:color w:val="5B6474"/>
+          <w:sz w:val="19"/>
+          <w:szCs w:val="19"/>
+        </w:rPr>
+        <w:t xml:space="preserve">   |   </w:t>
+      </w:r>
+      <w:r>
+        <w:rPr>
+          <w:rFonts w:ascii="Calibri" w:cs="Calibri" w:eastAsia="Calibri" w:hAnsi="Calibri"/>
+          <w:b/>
+          <w:bCs/>
+          <w:color w:val="111827"/>
+          <w:sz w:val="19"/>
+          <w:szCs w:val="19"/>
+        </w:rPr>
+        <w:t xml:space="preserve">FDP on Cloud Infrastructure (AWS)</w:t>
+      </w:r>
+      <w:r>
+        <w:rPr>
+          <w:rFonts w:ascii="Calibri" w:cs="Calibri" w:eastAsia="Calibri" w:hAnsi="Calibri"/>
+          <w:color w:val="5B6474"/>
+          <w:sz w:val="19"/>
+          <w:szCs w:val="19"/>
+        </w:rPr>
+        <w:t xml:space="preserve"> (BrainOVision &amp; AICTE)</w:t>
+      </w:r>
+    </w:p>
+    <w:p>
+      <w:pPr>
+        <w:spacing w:before="60" w:after="10"/>
+      </w:pPr>
+      <w:r>
+        <w:rPr>
+          <w:rFonts w:ascii="Calibri" w:cs="Calibri" w:eastAsia="Calibri" w:hAnsi="Calibri"/>
+          <w:b/>
+          <w:bCs/>
+          <w:color w:val="2563EB"/>
+          <w:sz w:val="19"/>
+          <w:szCs w:val="19"/>
+        </w:rPr>
+        <w:t xml:space="preserve">★  </w:t>
+      </w:r>
+      <w:r>
+        <w:rPr>
+          <w:rFonts w:ascii="Calibri" w:cs="Calibri" w:eastAsia="Calibri" w:hAnsi="Calibri"/>
+          <w:b/>
+          <w:bCs/>
+          <w:color w:val="111827"/>
+          <w:sz w:val="19"/>
+          <w:szCs w:val="19"/>
+        </w:rPr>
+        <w:t xml:space="preserve">NPTEL Elite</w:t>
+      </w:r>
+      <w:r>
+        <w:rPr>
+          <w:rFonts w:ascii="Calibri" w:cs="Calibri" w:eastAsia="Calibri" w:hAnsi="Calibri"/>
+          <w:color w:val="1F2937"/>
+          <w:sz w:val="19"/>
+          <w:szCs w:val="19"/>
+        </w:rPr>
+        <w:t xml:space="preserve"> in Cloud Computing (IIT Kharagpur), among 11,454 certified   </w:t>
+      </w:r>
+      <w:r>
+        <w:rPr>
+          <w:rFonts w:ascii="Calibri" w:cs="Calibri" w:eastAsia="Calibri" w:hAnsi="Calibri"/>
+          <w:b/>
+          <w:bCs/>
+          <w:color w:val="2563EB"/>
+          <w:sz w:val="19"/>
+          <w:szCs w:val="19"/>
+        </w:rPr>
+        <w:t xml:space="preserve">★  </w:t>
+      </w:r>
+      <w:r>
+        <w:rPr>
+          <w:rFonts w:ascii="Calibri" w:cs="Calibri" w:eastAsia="Calibri" w:hAnsi="Calibri"/>
+          <w:b/>
+          <w:bCs/>
+          <w:color w:val="111827"/>
+          <w:sz w:val="19"/>
+          <w:szCs w:val="19"/>
+        </w:rPr>
+        <w:t xml:space="preserve">Participant:</w:t>
+      </w:r>
+      <w:r>
+        <w:rPr>
+          <w:rFonts w:ascii="Calibri" w:cs="Calibri" w:eastAsia="Calibri" w:hAnsi="Calibri"/>
+          <w:color w:val="1F2937"/>
+          <w:sz w:val="19"/>
+          <w:szCs w:val="19"/>
+        </w:rPr>
+        <w:t xml:space="preserve"> Flipkart GRiD 5.0, TVS Credit E.P.I.C 5.0</w:t>
       </w:r>
     </w:p>
     <w:sectPr>
       <w:pgSz w:w="11906" w:h="16838" w:orient="portrait"/>
-      <w:pgMar w:top="560" w:right="720" w:bottom="560" w:left="720" w:header="708" w:footer="708" w:gutter="0"/>
+      <w:pgMar w:top="500" w:right="720" w:bottom="460" w:left="720" w:header="708" w:footer="708" w:gutter="0"/>
       <w:pgNumType/>
       <w:docGrid w:linePitch="360"/>
     </w:sectPr>

--- a/Sarathkumar_Resume_ATS.docx
+++ b/Sarathkumar_Resume_ATS.docx
@@ -49,7 +49,7 @@
         </w:rPr>
         <w:t xml:space="preserve">Email: </w:t>
       </w:r>
-      <w:hyperlink w:history="1" r:id="rIdgrubar3joptubvtqrfnsa">
+      <w:hyperlink w:history="1" r:id="rIddmakwzoo_ia68trna1fnt">
         <w:r>
           <w:rPr>
             <w:rFonts w:ascii="Calibri" w:cs="Calibri" w:eastAsia="Calibri" w:hAnsi="Calibri"/>
@@ -109,7 +109,7 @@
         </w:rPr>
         <w:t xml:space="preserve">GitHub: </w:t>
       </w:r>
-      <w:hyperlink w:history="1" r:id="rIdawxijymxd5bfl8oqerpb0">
+      <w:hyperlink w:history="1" r:id="rIdrgqmkwhig6yqqjt1tfmss">
         <w:r>
           <w:rPr>
             <w:rFonts w:ascii="Calibri" w:cs="Calibri" w:eastAsia="Calibri" w:hAnsi="Calibri"/>
@@ -136,7 +136,7 @@
         </w:rPr>
         <w:t xml:space="preserve">LinkedIn: </w:t>
       </w:r>
-      <w:hyperlink w:history="1" r:id="rIdh8jznm7u-bcjtl9pm9quv">
+      <w:hyperlink w:history="1" r:id="rId3ggfbgl3y6uhoxubmp6j4">
         <w:r>
           <w:rPr>
             <w:rFonts w:ascii="Calibri" w:cs="Calibri" w:eastAsia="Calibri" w:hAnsi="Calibri"/>
@@ -167,7 +167,7 @@
         </w:rPr>
         <w:t xml:space="preserve">Portfolio: </w:t>
       </w:r>
-      <w:hyperlink w:history="1" r:id="rId_xw1wmxonxrcjcn-a0tae">
+      <w:hyperlink w:history="1" r:id="rIdbca_5xtwdlgrrkyzw-btc">
         <w:r>
           <w:rPr>
             <w:rFonts w:ascii="Calibri" w:cs="Calibri" w:eastAsia="Calibri" w:hAnsi="Calibri"/>
@@ -475,7 +475,7 @@
         </w:rPr>
         <w:t xml:space="preserve">    </w:t>
       </w:r>
-      <w:hyperlink w:history="1" r:id="rIdn5_gap6pzh3ipwmuqkgn9">
+      <w:hyperlink w:history="1" r:id="rIdqg6hxmpktyxwhqxb0khah">
         <w:r>
           <w:rPr>
             <w:rFonts w:ascii="Calibri" w:cs="Calibri" w:eastAsia="Calibri" w:hAnsi="Calibri"/>
@@ -495,7 +495,7 @@
         </w:rPr>
         <w:t xml:space="preserve">  ·  </w:t>
       </w:r>
-      <w:hyperlink w:history="1" r:id="rIda0gupvzapusn87w474yqq">
+      <w:hyperlink w:history="1" r:id="rIdqk7klu-ucpi7_c7mv3ki6">
         <w:r>
           <w:rPr>
             <w:rFonts w:ascii="Calibri" w:cs="Calibri" w:eastAsia="Calibri" w:hAnsi="Calibri"/>
@@ -638,7 +638,7 @@
         </w:rPr>
         <w:t xml:space="preserve">    </w:t>
       </w:r>
-      <w:hyperlink w:history="1" r:id="rIdi4i7s37ni6y2ah5rd6ur1">
+      <w:hyperlink w:history="1" r:id="rIdo5ajr8gn9flc5dufdiyrv">
         <w:r>
           <w:rPr>
             <w:rFonts w:ascii="Calibri" w:cs="Calibri" w:eastAsia="Calibri" w:hAnsi="Calibri"/>
@@ -762,7 +762,7 @@
         </w:rPr>
         <w:t xml:space="preserve">    </w:t>
       </w:r>
-      <w:hyperlink w:history="1" r:id="rIdoorj9zngeszl4pay9dzss">
+      <w:hyperlink w:history="1" r:id="rIdosir0_0kxap6c7d2uw7vi">
         <w:r>
           <w:rPr>
             <w:rFonts w:ascii="Calibri" w:cs="Calibri" w:eastAsia="Calibri" w:hAnsi="Calibri"/>
@@ -1430,7 +1430,7 @@
           <w:sz w:val="21"/>
           <w:szCs w:val="21"/>
         </w:rPr>
-        <w:t xml:space="preserve">CERTIFICATIONS &amp; ACHIEVEMENTS</w:t>
+        <w:t xml:space="preserve">CERTIFICATIONS</w:t>
       </w:r>
     </w:p>
     <w:p>
@@ -1608,73 +1608,6 @@
           <w:szCs w:val="19"/>
         </w:rPr>
         <w:t xml:space="preserve"> (BrainOVision &amp; AICTE)</w:t>
-      </w:r>
-    </w:p>
-    <w:p>
-      <w:pPr>
-        <w:spacing w:before="60" w:after="10"/>
-      </w:pPr>
-      <w:r>
-        <w:rPr>
-          <w:rFonts w:ascii="Calibri" w:cs="Calibri" w:eastAsia="Calibri" w:hAnsi="Calibri"/>
-          <w:b/>
-          <w:bCs/>
-          <w:color w:val="2563EB"/>
-          <w:sz w:val="19"/>
-          <w:szCs w:val="19"/>
-        </w:rPr>
-        <w:t xml:space="preserve">★  </w:t>
-      </w:r>
-      <w:r>
-        <w:rPr>
-          <w:rFonts w:ascii="Calibri" w:cs="Calibri" w:eastAsia="Calibri" w:hAnsi="Calibri"/>
-          <w:b/>
-          <w:bCs/>
-          <w:color w:val="111827"/>
-          <w:sz w:val="19"/>
-          <w:szCs w:val="19"/>
-        </w:rPr>
-        <w:t xml:space="preserve">NPTEL Elite</w:t>
-      </w:r>
-      <w:r>
-        <w:rPr>
-          <w:rFonts w:ascii="Calibri" w:cs="Calibri" w:eastAsia="Calibri" w:hAnsi="Calibri"/>
-          <w:color w:val="1F2937"/>
-          <w:sz w:val="19"/>
-          <w:szCs w:val="19"/>
-        </w:rPr>
-        <w:t xml:space="preserve"> in Cloud Computing (IIT Kharagpur), among 11,454 certified   </w:t>
-      </w:r>
-      <w:r>
-        <w:rPr>
-          <w:rFonts w:ascii="Calibri" w:cs="Calibri" w:eastAsia="Calibri" w:hAnsi="Calibri"/>
-          <w:b/>
-          <w:bCs/>
-          <w:color w:val="2563EB"/>
-          <w:sz w:val="19"/>
-          <w:szCs w:val="19"/>
-        </w:rPr>
-        <w:t xml:space="preserve">★  </w:t>
-      </w:r>
-      <w:r>
-        <w:rPr>
-          <w:rFonts w:ascii="Calibri" w:cs="Calibri" w:eastAsia="Calibri" w:hAnsi="Calibri"/>
-          <w:b/>
-          <w:bCs/>
-          <w:color w:val="111827"/>
-          <w:sz w:val="19"/>
-          <w:szCs w:val="19"/>
-        </w:rPr>
-        <w:t xml:space="preserve">Participant:</w:t>
-      </w:r>
-      <w:r>
-        <w:rPr>
-          <w:rFonts w:ascii="Calibri" w:cs="Calibri" w:eastAsia="Calibri" w:hAnsi="Calibri"/>
-          <w:color w:val="1F2937"/>
-          <w:sz w:val="19"/>
-          <w:szCs w:val="19"/>
-        </w:rPr>
-        <w:t xml:space="preserve"> Flipkart GRiD 5.0, TVS Credit E.P.I.C 5.0</w:t>
       </w:r>
     </w:p>
     <w:sectPr>

--- a/Sarathkumar_Resume_ATS.docx
+++ b/Sarathkumar_Resume_ATS.docx
@@ -49,7 +49,7 @@
         </w:rPr>
         <w:t xml:space="preserve">Email: </w:t>
       </w:r>
-      <w:hyperlink w:history="1" r:id="rIddmakwzoo_ia68trna1fnt">
+      <w:hyperlink w:history="1" r:id="rId8px43ybrvcdx7rhpilwer">
         <w:r>
           <w:rPr>
             <w:rFonts w:ascii="Calibri" w:cs="Calibri" w:eastAsia="Calibri" w:hAnsi="Calibri"/>
@@ -109,7 +109,7 @@
         </w:rPr>
         <w:t xml:space="preserve">GitHub: </w:t>
       </w:r>
-      <w:hyperlink w:history="1" r:id="rIdrgqmkwhig6yqqjt1tfmss">
+      <w:hyperlink w:history="1" r:id="rIdrlshdp6alhy6-t7dtaeh5">
         <w:r>
           <w:rPr>
             <w:rFonts w:ascii="Calibri" w:cs="Calibri" w:eastAsia="Calibri" w:hAnsi="Calibri"/>
@@ -136,7 +136,7 @@
         </w:rPr>
         <w:t xml:space="preserve">LinkedIn: </w:t>
       </w:r>
-      <w:hyperlink w:history="1" r:id="rId3ggfbgl3y6uhoxubmp6j4">
+      <w:hyperlink w:history="1" r:id="rIdhx6hnc4g3kmrfltk1cfgh">
         <w:r>
           <w:rPr>
             <w:rFonts w:ascii="Calibri" w:cs="Calibri" w:eastAsia="Calibri" w:hAnsi="Calibri"/>
@@ -167,7 +167,7 @@
         </w:rPr>
         <w:t xml:space="preserve">Portfolio: </w:t>
       </w:r>
-      <w:hyperlink w:history="1" r:id="rIdbca_5xtwdlgrrkyzw-btc">
+      <w:hyperlink w:history="1" r:id="rIddqzmoco8m6748knza14lt">
         <w:r>
           <w:rPr>
             <w:rFonts w:ascii="Calibri" w:cs="Calibri" w:eastAsia="Calibri" w:hAnsi="Calibri"/>
@@ -475,7 +475,7 @@
         </w:rPr>
         <w:t xml:space="preserve">    </w:t>
       </w:r>
-      <w:hyperlink w:history="1" r:id="rIdqg6hxmpktyxwhqxb0khah">
+      <w:hyperlink w:history="1" r:id="rIduupmkwczx4yh1qhxmeqaq">
         <w:r>
           <w:rPr>
             <w:rFonts w:ascii="Calibri" w:cs="Calibri" w:eastAsia="Calibri" w:hAnsi="Calibri"/>
@@ -495,7 +495,7 @@
         </w:rPr>
         <w:t xml:space="preserve">  ·  </w:t>
       </w:r>
-      <w:hyperlink w:history="1" r:id="rIdqk7klu-ucpi7_c7mv3ki6">
+      <w:hyperlink w:history="1" r:id="rId_xh1qgkil0f11jy4qerv6">
         <w:r>
           <w:rPr>
             <w:rFonts w:ascii="Calibri" w:cs="Calibri" w:eastAsia="Calibri" w:hAnsi="Calibri"/>
@@ -638,7 +638,7 @@
         </w:rPr>
         <w:t xml:space="preserve">    </w:t>
       </w:r>
-      <w:hyperlink w:history="1" r:id="rIdo5ajr8gn9flc5dufdiyrv">
+      <w:hyperlink w:history="1" r:id="rIduuftjkzo1zhgaivp-bklw">
         <w:r>
           <w:rPr>
             <w:rFonts w:ascii="Calibri" w:cs="Calibri" w:eastAsia="Calibri" w:hAnsi="Calibri"/>
@@ -762,7 +762,7 @@
         </w:rPr>
         <w:t xml:space="preserve">    </w:t>
       </w:r>
-      <w:hyperlink w:history="1" r:id="rIdosir0_0kxap6c7d2uw7vi">
+      <w:hyperlink w:history="1" r:id="rIdjokfch0hlgypay9z1vshb">
         <w:r>
           <w:rPr>
             <w:rFonts w:ascii="Calibri" w:cs="Calibri" w:eastAsia="Calibri" w:hAnsi="Calibri"/>
@@ -1171,6 +1171,17 @@
       <w:r>
         <w:rPr>
           <w:rFonts w:ascii="Calibri" w:cs="Calibri" w:eastAsia="Calibri" w:hAnsi="Calibri"/>
+          <w:i/>
+          <w:iCs/>
+          <w:color w:val="5B6474"/>
+          <w:sz w:val="19"/>
+          <w:szCs w:val="19"/>
+        </w:rPr>
+        <w:t xml:space="preserve">   B.Tech long-term internship</w:t>
+      </w:r>
+      <w:r>
+        <w:rPr>
+          <w:rFonts w:ascii="Calibri" w:cs="Calibri" w:eastAsia="Calibri" w:hAnsi="Calibri"/>
           <w:color w:val="1F2937"/>
           <w:sz w:val="19"/>
           <w:szCs w:val="19"/>
@@ -1186,7 +1197,7 @@
           <w:sz w:val="18"/>
           <w:szCs w:val="18"/>
         </w:rPr>
-        <w:t xml:space="preserve">240 hrs · Completed Apr 2024</w:t>
+        <w:t xml:space="preserve">Nov 2023 – Apr 2024</w:t>
       </w:r>
     </w:p>
     <w:p>

--- a/Sarathkumar_Resume_ATS.docx
+++ b/Sarathkumar_Resume_ATS.docx
@@ -49,7 +49,7 @@
         </w:rPr>
         <w:t xml:space="preserve">Email: </w:t>
       </w:r>
-      <w:hyperlink w:history="1" r:id="rId8px43ybrvcdx7rhpilwer">
+      <w:hyperlink w:history="1" r:id="rIdyeezikdtxeziy3uoqeofx">
         <w:r>
           <w:rPr>
             <w:rFonts w:ascii="Calibri" w:cs="Calibri" w:eastAsia="Calibri" w:hAnsi="Calibri"/>
@@ -109,7 +109,7 @@
         </w:rPr>
         <w:t xml:space="preserve">GitHub: </w:t>
       </w:r>
-      <w:hyperlink w:history="1" r:id="rIdrlshdp6alhy6-t7dtaeh5">
+      <w:hyperlink w:history="1" r:id="rIdmhr9sdqenok0rzh2p_cl7">
         <w:r>
           <w:rPr>
             <w:rFonts w:ascii="Calibri" w:cs="Calibri" w:eastAsia="Calibri" w:hAnsi="Calibri"/>
@@ -136,7 +136,7 @@
         </w:rPr>
         <w:t xml:space="preserve">LinkedIn: </w:t>
       </w:r>
-      <w:hyperlink w:history="1" r:id="rIdhx6hnc4g3kmrfltk1cfgh">
+      <w:hyperlink w:history="1" r:id="rIdh4dticqvxl3zymf1_qpge">
         <w:r>
           <w:rPr>
             <w:rFonts w:ascii="Calibri" w:cs="Calibri" w:eastAsia="Calibri" w:hAnsi="Calibri"/>
@@ -144,7 +144,7 @@
             <w:sz w:val="19"/>
             <w:szCs w:val="19"/>
           </w:rPr>
-          <w:t xml:space="preserve">linkedin.com/in/sarathkumar-dunnapapagari</w:t>
+          <w:t xml:space="preserve">linkedin.com/in/sarathkumardunnapapagari-cloudcomputing</w:t>
         </w:r>
       </w:hyperlink>
       <w:r>
@@ -167,7 +167,7 @@
         </w:rPr>
         <w:t xml:space="preserve">Portfolio: </w:t>
       </w:r>
-      <w:hyperlink w:history="1" r:id="rIddqzmoco8m6748knza14lt">
+      <w:hyperlink w:history="1" r:id="rIdskuz-cws3ft7fohwhwk45">
         <w:r>
           <w:rPr>
             <w:rFonts w:ascii="Calibri" w:cs="Calibri" w:eastAsia="Calibri" w:hAnsi="Calibri"/>
@@ -475,7 +475,7 @@
         </w:rPr>
         <w:t xml:space="preserve">    </w:t>
       </w:r>
-      <w:hyperlink w:history="1" r:id="rIduupmkwczx4yh1qhxmeqaq">
+      <w:hyperlink w:history="1" r:id="rIdknycynlnoyrrb5mjfxvib">
         <w:r>
           <w:rPr>
             <w:rFonts w:ascii="Calibri" w:cs="Calibri" w:eastAsia="Calibri" w:hAnsi="Calibri"/>
@@ -495,7 +495,7 @@
         </w:rPr>
         <w:t xml:space="preserve">  ·  </w:t>
       </w:r>
-      <w:hyperlink w:history="1" r:id="rId_xh1qgkil0f11jy4qerv6">
+      <w:hyperlink w:history="1" r:id="rId60moqbosmpuqjd4frldyb">
         <w:r>
           <w:rPr>
             <w:rFonts w:ascii="Calibri" w:cs="Calibri" w:eastAsia="Calibri" w:hAnsi="Calibri"/>
@@ -638,7 +638,7 @@
         </w:rPr>
         <w:t xml:space="preserve">    </w:t>
       </w:r>
-      <w:hyperlink w:history="1" r:id="rIduuftjkzo1zhgaivp-bklw">
+      <w:hyperlink w:history="1" r:id="rId3anrufnwrx8apjrq5898k">
         <w:r>
           <w:rPr>
             <w:rFonts w:ascii="Calibri" w:cs="Calibri" w:eastAsia="Calibri" w:hAnsi="Calibri"/>
@@ -762,7 +762,7 @@
         </w:rPr>
         <w:t xml:space="preserve">    </w:t>
       </w:r>
-      <w:hyperlink w:history="1" r:id="rIdjokfch0hlgypay9z1vshb">
+      <w:hyperlink w:history="1" r:id="rIdifvv25bxmc1lnhyvc6p1m">
         <w:r>
           <w:rPr>
             <w:rFonts w:ascii="Calibri" w:cs="Calibri" w:eastAsia="Calibri" w:hAnsi="Calibri"/>

--- a/Sarathkumar_Resume_ATS.docx
+++ b/Sarathkumar_Resume_ATS.docx
@@ -212,7 +212,7 @@
           <w:sz w:val="19"/>
           <w:szCs w:val="19"/>
         </w:rPr>
-        <w:t xml:space="preserve">M.Tech Computer Science student (CGPA 8.3) and B.Tech IT graduate with four internships in AWS cloud, Python and data science / ML. Built real-time computer vision, machine learning and full-stack projects with Python, PyTorch, YOLOv8, FastAPI and React. Eager to start my career in a full-time role and build reliable, scalable solutions.</w:t>
+        <w:t xml:space="preserve">M.Tech Computer Science student (CGPA 8.3) and B.Tech IT graduate with three internships in AWS cloud, Python and data science / ML, plus industrial training. Built real-time computer vision, machine learning and full-stack projects with Python, PyTorch, YOLOv8, FastAPI and React. Eager to start my career in a full-time role and build reliable, scalable solutions.</w:t>
       </w:r>
     </w:p>
     <w:p>
@@ -262,16 +262,7 @@
           <w:sz w:val="19"/>
           <w:szCs w:val="19"/>
         </w:rPr>
-        <w:t xml:space="preserve">	</w:t>
-      </w:r>
-      <w:r>
-        <w:rPr>
-          <w:rFonts w:ascii="Calibri" w:cs="Calibri" w:eastAsia="Calibri" w:hAnsi="Calibri"/>
-          <w:color w:val="1F2937"/>
-          <w:sz w:val="19"/>
-          <w:szCs w:val="19"/>
-        </w:rPr>
-        <w:t xml:space="preserve">Python, Java, C</w:t>
+        <w:t xml:space="preserve">	Python, Java, C</w:t>
       </w:r>
     </w:p>
     <w:p>
@@ -300,16 +291,7 @@
           <w:sz w:val="19"/>
           <w:szCs w:val="19"/>
         </w:rPr>
-        <w:t xml:space="preserve">	</w:t>
-      </w:r>
-      <w:r>
-        <w:rPr>
-          <w:rFonts w:ascii="Calibri" w:cs="Calibri" w:eastAsia="Calibri" w:hAnsi="Calibri"/>
-          <w:color w:val="1F2937"/>
-          <w:sz w:val="19"/>
-          <w:szCs w:val="19"/>
-        </w:rPr>
-        <w:t xml:space="preserve">AWS EC2, S3, IAM, Google Cloud (GCP)</w:t>
+        <w:t xml:space="preserve">	AWS EC2, S3, IAM, Google Cloud (GCP)</w:t>
       </w:r>
     </w:p>
     <w:p>
@@ -338,16 +320,7 @@
           <w:sz w:val="19"/>
           <w:szCs w:val="19"/>
         </w:rPr>
-        <w:t xml:space="preserve">	</w:t>
-      </w:r>
-      <w:r>
-        <w:rPr>
-          <w:rFonts w:ascii="Calibri" w:cs="Calibri" w:eastAsia="Calibri" w:hAnsi="Calibri"/>
-          <w:color w:val="1F2937"/>
-          <w:sz w:val="19"/>
-          <w:szCs w:val="19"/>
-        </w:rPr>
-        <w:t xml:space="preserve">PyTorch, scikit-learn, YOLOv8, OpenCV, Pandas, DuckDB</w:t>
+        <w:t xml:space="preserve">	PyTorch, scikit-learn, YOLOv8, OpenCV, Pandas, DuckDB</w:t>
       </w:r>
     </w:p>
     <w:p>
@@ -376,16 +349,7 @@
           <w:sz w:val="19"/>
           <w:szCs w:val="19"/>
         </w:rPr>
-        <w:t xml:space="preserve">	</w:t>
-      </w:r>
-      <w:r>
-        <w:rPr>
-          <w:rFonts w:ascii="Calibri" w:cs="Calibri" w:eastAsia="Calibri" w:hAnsi="Calibri"/>
-          <w:color w:val="1F2937"/>
-          <w:sz w:val="19"/>
-          <w:szCs w:val="19"/>
-        </w:rPr>
-        <w:t xml:space="preserve">FastAPI, React, HTML, CSS, JavaScript</w:t>
+        <w:t xml:space="preserve">	FastAPI, React, HTML, CSS, JavaScript</w:t>
       </w:r>
     </w:p>
     <w:p>
@@ -414,16 +378,7 @@
           <w:sz w:val="19"/>
           <w:szCs w:val="19"/>
         </w:rPr>
-        <w:t xml:space="preserve">	</w:t>
-      </w:r>
-      <w:r>
-        <w:rPr>
-          <w:rFonts w:ascii="Calibri" w:cs="Calibri" w:eastAsia="Calibri" w:hAnsi="Calibri"/>
-          <w:color w:val="1F2937"/>
-          <w:sz w:val="19"/>
-          <w:szCs w:val="19"/>
-        </w:rPr>
-        <w:t xml:space="preserve">Docker, Git &amp; GitHub, Prometheus, Grafana, Linux, MS Office, AutoCAD</w:t>
+        <w:t xml:space="preserve">	Docker, Git &amp; GitHub, Prometheus, Grafana, Linux, MS Office, AutoCAD</w:t>
       </w:r>
     </w:p>
     <w:p>
@@ -705,7 +660,7 @@
           <w:sz w:val="19"/>
           <w:szCs w:val="19"/>
         </w:rPr>
-        <w:t xml:space="preserve">Added explainability, PDF reports, optional LLM explanations and 14 automated backend tests; works fully without an API key.</w:t>
+        <w:t xml:space="preserve">Added explainability, PDF reports, optional LLM explanations and 28 automated backend tests; works fully without an API key.</w:t>
       </w:r>
     </w:p>
     <w:p>
@@ -1471,16 +1426,7 @@
           <w:sz w:val="19"/>
           <w:szCs w:val="19"/>
         </w:rPr>
-        <w:t xml:space="preserve"> (IIT Kharagpur · Elite, 63%)</w:t>
-      </w:r>
-      <w:r>
-        <w:rPr>
-          <w:rFonts w:ascii="Calibri" w:cs="Calibri" w:eastAsia="Calibri" w:hAnsi="Calibri"/>
-          <w:color w:val="5B6474"/>
-          <w:sz w:val="19"/>
-          <w:szCs w:val="19"/>
-        </w:rPr>
-        <w:t xml:space="preserve">   |   </w:t>
+        <w:t xml:space="preserve"> (IIT Kharagpur · Elite, 63%)   |   </w:t>
       </w:r>
       <w:r>
         <w:rPr>
@@ -1530,16 +1476,7 @@
           <w:sz w:val="19"/>
           <w:szCs w:val="19"/>
         </w:rPr>
-        <w:t xml:space="preserve"> (IIT KGP)</w:t>
-      </w:r>
-      <w:r>
-        <w:rPr>
-          <w:rFonts w:ascii="Calibri" w:cs="Calibri" w:eastAsia="Calibri" w:hAnsi="Calibri"/>
-          <w:color w:val="5B6474"/>
-          <w:sz w:val="19"/>
-          <w:szCs w:val="19"/>
-        </w:rPr>
-        <w:t xml:space="preserve">   |   </w:t>
+        <w:t xml:space="preserve"> (IIT KGP)   |   </w:t>
       </w:r>
       <w:r>
         <w:rPr>
@@ -1589,16 +1526,7 @@
           <w:sz w:val="19"/>
           <w:szCs w:val="19"/>
         </w:rPr>
-        <w:t xml:space="preserve"> (SkillUp)</w:t>
-      </w:r>
-      <w:r>
-        <w:rPr>
-          <w:rFonts w:ascii="Calibri" w:cs="Calibri" w:eastAsia="Calibri" w:hAnsi="Calibri"/>
-          <w:color w:val="5B6474"/>
-          <w:sz w:val="19"/>
-          <w:szCs w:val="19"/>
-        </w:rPr>
-        <w:t xml:space="preserve">   |   </w:t>
+        <w:t xml:space="preserve"> (SkillUp)   |   </w:t>
       </w:r>
       <w:r>
         <w:rPr>
